--- a/Fusion-absorption-societe-commerciale-par-societe-civile.docx
+++ b/Fusion-absorption-societe-commerciale-par-societe-civile.docx
@@ -67,7 +67,7 @@
           <w:sz w:val="24"/>
           <w:szCs w:val="24"/>
         </w:rPr>
-        <w:t xml:space="preserve">I. Une opération admise en son principe, dont la conduite procédurale résulte de la combinaison du droit civil et du droit commercial des sociétés</w:t>
+        <w:t xml:space="preserve">I. Une opération admise en son principe, mais rattachée, quant à son régime, au seul droit commun des fusions du Code civil</w:t>
       </w:r>
     </w:p>
     <w:p>
@@ -81,7 +81,7 @@
           <w:sz w:val="24"/>
           <w:szCs w:val="24"/>
         </w:rPr>
-        <w:t xml:space="preserve">A. La licéité acquise de la fusion entre une société civile et une société commerciale</w:t>
+        <w:t xml:space="preserve">A. La licéité conditionnelle de la fusion entre une société civile et une société commerciale</w:t>
       </w:r>
     </w:p>
     <w:p>
@@ -95,7 +95,7 @@
           <w:sz w:val="24"/>
           <w:szCs w:val="24"/>
         </w:rPr>
-        <w:t xml:space="preserve">B. L'attraction du droit commercial des fusions dans la conduite matérielle de l'opération</w:t>
+        <w:t xml:space="preserve">B. Le rattachement exclusif de l'opération au droit commun des fusions de l'article 1844-4 du Code civil</w:t>
       </w:r>
     </w:p>
     <w:p>
@@ -195,7 +195,7 @@
           <w:sz w:val="24"/>
           <w:szCs w:val="24"/>
         </w:rPr>
-        <w:t xml:space="preserve">La fusion se définit, aux termes combinés des articles 1844-4 du Code civil et L. 236-1 du Code de commerce, comme l'opération par laquelle une ou plusieurs sociétés transmettent l'intégralité de leur patrimoine à une société existante ou à une société nouvellement constituée, moyennant l'attribution à leurs associés de parts ou actions de la société bénéficiaire et, le cas échéant, d'une soulte n'excédant pas 10 % de la valeur nominale des titres attribués. Lorsque la société bénéficiaire préexiste à l'opération, on parle de fusion par absorption : la société absorbée disparaît par l'effet d'une dissolution sans liquidation, tandis que la société absorbante recueille l'universalité de son patrimoine (C. com., art. L. 236-3, I). La qualification de société civile procède, par différence, de l'article 1845 du Code civil : est civile toute société qui n'a pas été revêtue par la loi d'une forme lui conférant le caractère commercial — société en nom collectif, société en commandite, société à responsabilité limitée, société par actions (C. com., art. L. 210-1, al. 2) — et dont l'objet n'est pas non plus commercial par nature. La société civile immobilière en constitue l'illustration la plus répandue, mais la catégorie est plus large (sociétés civiles de moyens, de portefeuille, sociétés civiles professionnelles, groupements agricoles).</w:t>
+        <w:t xml:space="preserve">La fusion se définit, aux termes combinés des articles 1844-4 du Code civil et L. 236-1 du Code de commerce, comme l'opération par laquelle une ou plusieurs sociétés transmettent l'intégralité de leur patrimoine à une société existante ou à une société nouvellement constituée, moyennant l'attribution à leurs associés de parts ou actions de la société bénéficiaire et, le cas échéant, d'une soulte n'excédant pas 10 % de la valeur nominale des titres attribués. Lorsque la société bénéficiaire préexiste à l'opération, on parle de fusion par absorption : la société absorbée disparaît par l'effet d'une dissolution sans liquidation, tandis que la société absorbante recueille l'universalité de son patrimoine. La qualification de société civile procède, par différence, de l'article 1845 du Code civil : est civile toute société qui n'a pas été revêtue par la loi d'une forme lui conférant le caractère commercial — société en nom collectif, société en commandite, société à responsabilité limitée, société par actions (C. com., art. L. 210-1, al. 2) — et dont l'objet n'est pas non plus commercial par nature. La société civile immobilière en constitue l'illustration la plus répandue, mais la catégorie est plus large (sociétés civiles de moyens, de portefeuille, sociétés civiles professionnelles, groupements agricoles).</w:t>
       </w:r>
     </w:p>
     <w:p>
@@ -223,35 +223,35 @@
           <w:sz w:val="24"/>
           <w:szCs w:val="24"/>
         </w:rPr>
-        <w:t xml:space="preserve">L'intérêt du sujet est double. Sur le plan pratique, la fusion inter-formes constitue un instrument privilégié de restructuration patrimoniale et de simplification des groupes, dont l'attractivité tient précisément à la neutralité de principe affichée par le droit des sociétés à l'égard de la forme sociale des sociétés participantes. Sur le plan théorique, l'hypothèse étudiée expose, mieux qu'aucune autre, la summa divisio du droit des sociétés françaises entre sociétés civiles et sociétés commerciales à une épreuve de cohérence : le droit des fusions, façonné pour l'essentiel par et pour les sociétés commerciales — il trouve son siège principal au livre II du Code de commerce, substantiellement réécrit par l'ordonnance n° 2023-393 du 24 mai 2023 transposant la directive (UE) 2019/2121 dite « mobilité » —, doit être combiné avec les dispositions sommaires que le Code civil consacre aux sociétés civiles, dont l'un des rares apports spécifiques, l'article 1854-1 issu de la loi n° 2019-744 du 19 juillet 2019, ne vise au demeurant que la fusion entre sociétés civiles elles-mêmes.</w:t>
-      </w:r>
-    </w:p>
-    <w:p>
-      <w:pPr>
-        <w:spacing w:after="200" w:line="360" w:lineRule="auto"/>
-        <w:jc w:val="both"/>
-      </w:pPr>
-      <w:r>
-        <w:rPr>
-          <w:rFonts w:ascii="Times New Roman" w:cs="Times New Roman" w:eastAsia="Times New Roman" w:hAnsi="Times New Roman"/>
-          <w:sz w:val="24"/>
-          <w:szCs w:val="24"/>
-        </w:rPr>
-        <w:t xml:space="preserve">De cette rencontre entre deux corps de règles conçus séparément procède une difficulté récurrente : à défaut de statut d'ensemble unifié, quel droit gouverne, dans son principe et dans ses modalités, la fusion par absorption d'une société commerciale par une société civile, et comment les protections propres à chacune des deux branches du droit des sociétés se combinent-elles pour encadrer une opération qui demeure, malgré la diversité des textes mobilisés, juridiquement unique ?</w:t>
-      </w:r>
-    </w:p>
-    <w:p>
-      <w:pPr>
-        <w:spacing w:after="200" w:line="360" w:lineRule="auto"/>
-        <w:jc w:val="both"/>
-      </w:pPr>
-      <w:r>
-        <w:rPr>
-          <w:rFonts w:ascii="Times New Roman" w:cs="Times New Roman" w:eastAsia="Times New Roman" w:hAnsi="Times New Roman"/>
-          <w:sz w:val="24"/>
-          <w:szCs w:val="24"/>
-        </w:rPr>
-        <w:t xml:space="preserve">Cette opération, admise sans ambiguïté dans son principe, voit sa mise en œuvre concrète gouvernée par la combinaison du droit civil et du droit commercial des sociétés (I), combinaison dont l'aboutissement civil commande, sur le fond, un régime de protection renforcé des associés absorbés, quoique imparfaitement sécurisé pour le surplus des intérêts en présence (II).</w:t>
+        <w:t xml:space="preserve">L'intérêt du sujet est double. Sur le plan pratique, la fusion inter-formes constitue un instrument privilégié de restructuration patrimoniale et de simplification des groupes, dont l'attractivité tient précisément à la neutralité de principe affichée par le droit des sociétés à l'égard de la forme sociale des sociétés participantes. Sur le plan théorique, l'hypothèse étudiée expose, mieux qu'aucune autre, la summa divisio du droit des sociétés françaises entre sociétés civiles et sociétés commerciales à une épreuve de cohérence : le droit spécial des fusions, façonné pour et par les seules sociétés commerciales — il trouve son siège au livre II, titre III, du Code de commerce, substantiellement réécrit par l'ordonnance n° 2023-393 du 24 mai 2023 transposant la directive (UE) 2019/2121 dite « mobilité » —, s'efface presque intégralement, dès qu'une société civile est partie à l'opération, devant les dispositions sommaires que le Code civil consacre, en son article 1844-4, à toutes les sociétés indistinctement.</w:t>
+      </w:r>
+    </w:p>
+    <w:p>
+      <w:pPr>
+        <w:spacing w:after="200" w:line="360" w:lineRule="auto"/>
+        <w:jc w:val="both"/>
+      </w:pPr>
+      <w:r>
+        <w:rPr>
+          <w:rFonts w:ascii="Times New Roman" w:cs="Times New Roman" w:eastAsia="Times New Roman" w:hAnsi="Times New Roman"/>
+          <w:sz w:val="24"/>
+          <w:szCs w:val="24"/>
+        </w:rPr>
+        <w:t xml:space="preserve">De cette rencontre entre deux corps de règles conçus séparément procède une difficulté récurrente : à défaut de statut d'ensemble unifié, quel droit gouverne, dans son principe et dans ses modalités, la fusion par absorption d'une société commerciale par une société civile, et comment les protections propres à chacune des deux branches du droit des sociétés se combinent-elles — ou, au contraire, se substituent-elles l'une à l'autre — pour encadrer une opération qui demeure, malgré la diversité des textes mobilisés, juridiquement unique ?</w:t>
+      </w:r>
+    </w:p>
+    <w:p>
+      <w:pPr>
+        <w:spacing w:after="200" w:line="360" w:lineRule="auto"/>
+        <w:jc w:val="both"/>
+      </w:pPr>
+      <w:r>
+        <w:rPr>
+          <w:rFonts w:ascii="Times New Roman" w:cs="Times New Roman" w:eastAsia="Times New Roman" w:hAnsi="Times New Roman"/>
+          <w:sz w:val="24"/>
+          <w:szCs w:val="24"/>
+        </w:rPr>
+        <w:t xml:space="preserve">Cette opération, admise dans son principe sous la réserve que la société absorbante ne perde pas, à l'occasion de l'opération, sa nature civile (I), voit son régime rattaché non au droit spécial des sociétés commerciales, mais au seul droit commun des fusions du Code civil — rattachement dont l'aboutissement civil commande, sur le fond, une protection des associés absorbés reconstruite à partir des principes généraux du droit des sociétés, protection qui demeure toutefois incomplète à l'égard du surplus des intérêts en présence (II).</w:t>
       </w:r>
     </w:p>
     <w:p>
@@ -268,21 +268,21 @@
           <w:sz w:val="27"/>
           <w:szCs w:val="27"/>
         </w:rPr>
-        <w:t xml:space="preserve">I. Une opération admise en son principe, dont la conduite procédurale résulte de la combinaison du droit civil et du droit commercial des sociétés</w:t>
-      </w:r>
-    </w:p>
-    <w:p>
-      <w:pPr>
-        <w:spacing w:after="200" w:line="360" w:lineRule="auto"/>
-        <w:jc w:val="both"/>
-      </w:pPr>
-      <w:r>
-        <w:rPr>
-          <w:rFonts w:ascii="Times New Roman" w:cs="Times New Roman" w:eastAsia="Times New Roman" w:hAnsi="Times New Roman"/>
-          <w:sz w:val="24"/>
-          <w:szCs w:val="24"/>
-        </w:rPr>
-        <w:t xml:space="preserve">Loin d'être frappée d'une quelconque suspicion, la fusion entre une société civile et une société commerciale bénéficie d'une reconnaissance textuelle ancienne et constante (A). Cette licéité de principe ne dispense cependant pas l'interprète de déterminer, poste par poste, le corps de règles procédurales applicable à une opération que ni le Code civil ni le Code de commerce ne réglementent, isolément, de façon exhaustive — ce qui conduit la pratique à faire produire au droit commercial des fusions une force d'attraction sur l'ensemble de l'opération (B).</w:t>
+        <w:t xml:space="preserve">I. Une opération admise en son principe, mais rattachée, quant à son régime, au seul droit commun des fusions du Code civil</w:t>
+      </w:r>
+    </w:p>
+    <w:p>
+      <w:pPr>
+        <w:spacing w:after="200" w:line="360" w:lineRule="auto"/>
+        <w:jc w:val="both"/>
+      </w:pPr>
+      <w:r>
+        <w:rPr>
+          <w:rFonts w:ascii="Times New Roman" w:cs="Times New Roman" w:eastAsia="Times New Roman" w:hAnsi="Times New Roman"/>
+          <w:sz w:val="24"/>
+          <w:szCs w:val="24"/>
+        </w:rPr>
+        <w:t xml:space="preserve">Loin d'être frappée d'une quelconque suspicion, la fusion entre une société civile et une société commerciale bénéficie d'une reconnaissance textuelle ancienne et constante, sous la seule réserve que l'opération ne compromette pas la nature civile de la société absorbante (A). Cette licéité de principe ne livre pas pour autant son régime : contrairement à une lecture hâtive du Code de commerce, c'est au droit commun de l'article 1844-4 du Code civil, et à lui seul, que doit être rattachée la conduite de l'opération (B).</w:t>
       </w:r>
     </w:p>
     <w:p>
@@ -299,63 +299,49 @@
           <w:szCs w:val="24"/>
           <w:u w:val="single"/>
         </w:rPr>
-        <w:t xml:space="preserve">A. La licéité acquise de la fusion entre une société civile et une société commerciale</w:t>
-      </w:r>
-    </w:p>
-    <w:p>
-      <w:pPr>
-        <w:spacing w:after="200" w:line="360" w:lineRule="auto"/>
-        <w:jc w:val="both"/>
-      </w:pPr>
-      <w:r>
-        <w:rPr>
-          <w:rFonts w:ascii="Times New Roman" w:cs="Times New Roman" w:eastAsia="Times New Roman" w:hAnsi="Times New Roman"/>
-          <w:sz w:val="24"/>
-          <w:szCs w:val="24"/>
-        </w:rPr>
-        <w:t xml:space="preserve">Le principe est aujourd'hui énoncé à double titre : par l'article 1844-4, alinéa 2, du Code civil (« Ces opérations peuvent intervenir entre des sociétés de forme différente ») et, depuis l'ordonnance du 24 mai 2023, par l'article L. 236-2, alinéa 1er, du Code de commerce, rédigé en des termes presque identiques (« Une fusion peut être réalisée entre des sociétés de forme différente »). Cette duplication n'est pas anodine : en choisissant de réaffirmer, au sein même du Code de commerce, un principe déjà posé par le Code civil, le législateur de 2023 a entendu marquer que le droit commercial des fusions n'ignore pas l'hypothèse d'une société civile partie à l'opération, mais l'intègre au contraire pleinement à son champ de préoccupation — ce dont on tirera argument plus loin (B).</w:t>
-      </w:r>
-    </w:p>
-    <w:p>
-      <w:pPr>
-        <w:spacing w:after="200" w:line="360" w:lineRule="auto"/>
-        <w:jc w:val="both"/>
-      </w:pPr>
-      <w:r>
-        <w:rPr>
-          <w:rFonts w:ascii="Times New Roman" w:cs="Times New Roman" w:eastAsia="Times New Roman" w:hAnsi="Times New Roman"/>
-          <w:sz w:val="24"/>
-          <w:szCs w:val="24"/>
-        </w:rPr>
-        <w:t xml:space="preserve">Ce principe de neutralité de la forme sociale trouve son fondement dans la nature contractuelle de la société : la fusion n'est, pour chacune des sociétés participantes, qu'une modalité particulière de modification de ses statuts, de sorte qu'aucune considération tenant à la forme adoptée par le partenaire de l'opération ne saurait a priori y faire obstacle. C'est bien ainsi que le conçoit l'article 1844-4, alinéa 3, du Code civil, dont les termes sont repris à l'identique par l'article L. 236-2, alinéa 2, du Code de commerce : la fusion « est décidée, par chacune des sociétés intéressées, dans les conditions requises pour la modification de ses statuts ». La formule est capitale, car elle commande la méthode : plutôt que de soumettre l'opération à un régime de décision unique et uniforme, le droit positif renvoie chaque société participante à son droit propre pour la formation de son consentement à la fusion — assemblée générale extraordinaire pour la société par actions (C. com., art. L. 236-9, I), majorité qualifiée des trois quarts des parts sociales pour la société à responsabilité limitée (C. com., art. L. 223-30), unanimité de principe sauf clause contraire des statuts pour la société en nom collectif (C. com., art. L. 221-6), et décision prise dans les conditions statutaires ou, à défaut, à l'unanimité pour la société civile (C. civ., art. 1852).</w:t>
-      </w:r>
-    </w:p>
-    <w:p>
-      <w:pPr>
-        <w:spacing w:after="200" w:line="360" w:lineRule="auto"/>
-        <w:jc w:val="both"/>
-      </w:pPr>
-      <w:r>
-        <w:rPr>
-          <w:rFonts w:ascii="Times New Roman" w:cs="Times New Roman" w:eastAsia="Times New Roman" w:hAnsi="Times New Roman"/>
-          <w:sz w:val="24"/>
-          <w:szCs w:val="24"/>
-        </w:rPr>
-        <w:t xml:space="preserve">Ce principe n'est pas de circonstance : il procède directement de la réforme du droit des sociétés civiles de 1978, laquelle a doté celles-ci, pour la première fois, d'un droit commun de la fusion et de la scission directement inspiré — l'article 1844-4 en porte la marque stylistique — des dispositions alors récemment consolidées pour les sociétés commerciales par la loi n° 66-537 du 24 juillet 1966. La loi du 4 janvier 1978 a ainsi fait le choix, délibéré, d'unifier le principe de la fusion par-delà la summa divisio civile/commerciale, tout en abandonnant à des textes séparés le soin d'en réglementer les modalités.</w:t>
-      </w:r>
-    </w:p>
-    <w:p>
-      <w:pPr>
-        <w:spacing w:after="200" w:line="360" w:lineRule="auto"/>
-        <w:jc w:val="both"/>
-      </w:pPr>
-      <w:r>
-        <w:rPr>
-          <w:rFonts w:ascii="Times New Roman" w:cs="Times New Roman" w:eastAsia="Times New Roman" w:hAnsi="Times New Roman"/>
-          <w:sz w:val="24"/>
-          <w:szCs w:val="24"/>
-        </w:rPr>
-        <w:t xml:space="preserve">Cette licéité de principe, aussi solidement établie soit-elle, ne résout cependant rien quant aux modalités concrètes de l'opération : le Code civil, singulièrement avare de dispositions relatives aux sociétés civiles, ne comporte aucune disposition organisant la transmission universelle du patrimoine, la publicité du projet de fusion, ou la protection des créanciers de la société absorbée. Cette lacune organique impose de déterminer selon quel droit ces modalités doivent être réglées.</w:t>
+        <w:t xml:space="preserve">A. La licéité conditionnelle de la fusion entre une société civile et une société commerciale</w:t>
+      </w:r>
+    </w:p>
+    <w:p>
+      <w:pPr>
+        <w:spacing w:after="200" w:line="360" w:lineRule="auto"/>
+        <w:jc w:val="both"/>
+      </w:pPr>
+      <w:r>
+        <w:rPr>
+          <w:rFonts w:ascii="Times New Roman" w:cs="Times New Roman" w:eastAsia="Times New Roman" w:hAnsi="Times New Roman"/>
+          <w:sz w:val="24"/>
+          <w:szCs w:val="24"/>
+        </w:rPr>
+        <w:t xml:space="preserve">Le principe est aujourd'hui énoncé à double titre : par l'article 1844-4, alinéa 2, du Code civil (« Ces opérations peuvent intervenir entre des sociétés de forme différente ») et, depuis l'ordonnance du 24 mai 2023, par l'article L. 236-2, alinéa 1er, du Code de commerce, rédigé en des termes voisins (« Une fusion peut être réalisée entre des sociétés de forme différente »). Ce principe de neutralité de la forme sociale trouve son fondement dans la nature contractuelle de la société : la fusion n'est, pour chacune des sociétés participantes, qu'une modalité particulière de modification de ses statuts, de sorte qu'aucune considération tenant à la forme adoptée par le partenaire de l'opération ne saurait a priori y faire obstacle. C'est bien ainsi que le conçoit l'article 1844-4, alinéa 3, du Code civil : la fusion « est décidée, par chacune des sociétés intéressées, dans les conditions requises pour la modification de ses statuts ». La formule est capitale, car elle commande la méthode : plutôt que de soumettre l'opération à un régime de décision unique et uniforme, le droit positif renvoie chaque société participante à son droit propre pour la formation de son consentement à la fusion — assemblée générale extraordinaire pour la société par actions (C. com., art. L. 236-9, I), majorité qualifiée des trois quarts des parts sociales pour la société à responsabilité limitée (C. com., art. L. 223-30), unanimité de principe sauf clause contraire des statuts pour la société en nom collectif (C. com., art. L. 221-6), et décision prise dans les conditions statutaires ou, à défaut, à l'unanimité pour la société civile (C. civ., art. 1852). Ce principe procède directement de la réforme du droit des sociétés civiles de 1978, laquelle a doté celles-ci, pour la première fois, d'un droit commun de la fusion inspiré des dispositions alors récemment consolidées pour les sociétés commerciales par la loi n° 66-537 du 24 juillet 1966.</w:t>
+      </w:r>
+    </w:p>
+    <w:p>
+      <w:pPr>
+        <w:spacing w:after="200" w:line="360" w:lineRule="auto"/>
+        <w:jc w:val="both"/>
+      </w:pPr>
+      <w:r>
+        <w:rPr>
+          <w:rFonts w:ascii="Times New Roman" w:cs="Times New Roman" w:eastAsia="Times New Roman" w:hAnsi="Times New Roman"/>
+          <w:sz w:val="24"/>
+          <w:szCs w:val="24"/>
+        </w:rPr>
+        <w:t xml:space="preserve">Cette licéité de principe ne doit cependant pas être comprise comme indifférente au sens dans lequel s'opère la fusion. Que la société civile soit absorbée par une société commerciale ne soulève, en règle générale, aucune difficulté particulière : le mouvement se fait alors vers une forme dont l'objet commercial est, par hypothèse, compatible avec l'activité transmise. Il en va différemment dans l'hypothèse ici étudiée, où une société civile absorbe une société commerciale : si l'activité commerciale de la société absorbée se poursuit après la fusion au sein de la société civile absorbante, celle-ci s'expose à une requalification en société commerciale créée de fait. Les dispositions relatives à la société en participation lui deviendraient alors applicables, l'article 1873 du Code civil rendant le chapitre qui leur est consacré « applicable aux sociétés créées de fait » — avec des conséquences potentiellement sévères pour ses associés, qui répondraient alors solidairement, et non plus seulement indéfiniment, des engagements sociaux (infra, II, A). Ce risque disparaît en revanche lorsque la société absorbée avait, avant la fusion, cessé toute activité commerciale — hypothèse qui n'est pas seulement théorique, telle celle d'une société par actions dont le seul objet résiduel serait la détention d'un actif immobilier. La licéité de l'opération n'est donc acquise sans réserve qu'à la condition que la société absorbante conserve, après l'opération, un objet et une activité authentiquement civils.</w:t>
+      </w:r>
+    </w:p>
+    <w:p>
+      <w:pPr>
+        <w:spacing w:after="200" w:line="360" w:lineRule="auto"/>
+        <w:jc w:val="both"/>
+      </w:pPr>
+      <w:r>
+        <w:rPr>
+          <w:rFonts w:ascii="Times New Roman" w:cs="Times New Roman" w:eastAsia="Times New Roman" w:hAnsi="Times New Roman"/>
+          <w:sz w:val="24"/>
+          <w:szCs w:val="24"/>
+        </w:rPr>
+        <w:t xml:space="preserve">Cette licéité de principe, aussi solidement établie soit-elle sous cette réserve, ne résout cependant rien quant aux modalités concrètes de l'opération : le Code civil, singulièrement avare de dispositions relatives aux sociétés civiles, ne comporte aucune disposition organisant la transmission universelle du patrimoine, la publicité du projet de fusion, ou la protection des créanciers de la société absorbée. Cette lacune organique impose de déterminer selon quel droit ces modalités doivent être réglées.</w:t>
       </w:r>
     </w:p>
     <w:p>
@@ -372,63 +358,91 @@
           <w:szCs w:val="24"/>
           <w:u w:val="single"/>
         </w:rPr>
-        <w:t xml:space="preserve">B. L'attraction du droit commercial des fusions dans la conduite matérielle de l'opération</w:t>
-      </w:r>
-    </w:p>
-    <w:p>
-      <w:pPr>
-        <w:spacing w:after="200" w:line="360" w:lineRule="auto"/>
-        <w:jc w:val="both"/>
-      </w:pPr>
-      <w:r>
-        <w:rPr>
-          <w:rFonts w:ascii="Times New Roman" w:cs="Times New Roman" w:eastAsia="Times New Roman" w:hAnsi="Times New Roman"/>
-          <w:sz w:val="24"/>
-          <w:szCs w:val="24"/>
-        </w:rPr>
-        <w:t xml:space="preserve">En dehors du principe général de l'article 1844-4 et du mécanisme de fusion simplifiée qu'il réserve, depuis 2019, aux seules fusions entre sociétés civiles (C. civ., art. 1854-1 — infra, II, A), le Code civil demeure silencieux sur l'essentiel : rien n'y est dit de la dissolution sans liquidation ni de la transmission universelle de patrimoine consécutives à la fusion, rien du projet de fusion commun aux sociétés participantes, rien de sa publicité, rien du droit d'opposition des créanciers, rien du rapport d'échange ni de son contrôle. Ce silence contraste avec la densité des articles L. 236-1 à L. 236-32 du Code de commerce, qui organisent avec précision chacune de ces étapes.</w:t>
-      </w:r>
-    </w:p>
-    <w:p>
-      <w:pPr>
-        <w:spacing w:after="200" w:line="360" w:lineRule="auto"/>
-        <w:jc w:val="both"/>
-      </w:pPr>
-      <w:r>
-        <w:rPr>
-          <w:rFonts w:ascii="Times New Roman" w:cs="Times New Roman" w:eastAsia="Times New Roman" w:hAnsi="Times New Roman"/>
-          <w:sz w:val="24"/>
-          <w:szCs w:val="24"/>
-        </w:rPr>
-        <w:t xml:space="preserve">Or la fusion est, par construction, une opération unique et indivisible : un projet de fusion commun, et non deux projets distincts (C. com., art. L. 236-6 : « Toutes les sociétés qui participent à une fusion établissent un projet de fusion »), une seule date de réalisation, une seule transmission universelle de patrimoine, simultanément dissolutive pour l'absorbée et translative pour l'absorbante (C. com., art. L. 236-3, I). Cette unité s'oppose à ce que l'opération puisse être scindée en deux régimes juridiques étanches, l'un civil pour le volet « absorbante », l'autre commercial pour le volet « absorbée ». Aussi la doctrine et la pratique notariale considèrent-elles, de façon convergente, que la présence d'une société commerciale parmi les sociétés participantes attire l'ensemble de l'opération dans le champ des dispositions communes du Code de commerce — projet de fusion, dépôt au greffe et publicité (C. com., art. L. 236-6), effets de la dissolution sans liquidation et de la transmission universelle de patrimoine (C. com., art. L. 236-3), droit d'opposition des créanciers non obligataires « des sociétés participant à la fusion », sans restriction tenant à leur forme (C. com., art. L. 236-15) —, y compris pour ce qui concerne la société civile absorbante.</w:t>
-      </w:r>
-    </w:p>
-    <w:p>
-      <w:pPr>
-        <w:spacing w:after="200" w:line="360" w:lineRule="auto"/>
-        <w:jc w:val="both"/>
-      </w:pPr>
-      <w:r>
-        <w:rPr>
-          <w:rFonts w:ascii="Times New Roman" w:cs="Times New Roman" w:eastAsia="Times New Roman" w:hAnsi="Times New Roman"/>
-          <w:sz w:val="24"/>
-          <w:szCs w:val="24"/>
-        </w:rPr>
-        <w:t xml:space="preserve">Cette extension, il faut le concéder, ne repose sur aucun texte qui l'affirme en des termes exprès et univoques : elle procède d'une construction doctrinale et pratique, dont la légitimité peut être discutée par une lecture plus stricte, attachée à la lettre du livre II du Code de commerce, lequel demeure formellement consacré aux sociétés commerciales. Une telle lecture littérale conduirait cependant à un résultat difficilement soutenable : elle priverait la société civile absorbante — et, à travers elle, ses propres associés et créanciers — de tout cadre procédural, alors même que le Code civil n'offre aucune alternative. C'est pourquoi la réécriture de 2023, en dotant le Code de commerce d'un article L. 236-2 qui reprend, sans distinction de forme, le principe de l'article 1844-4 du Code civil, doit être lue comme confortant cette extension : à défaut de consacrer expressément l'applicabilité du livre II du Code de commerce aux sociétés civiles parties à une fusion, elle en affermit à tout le moins la légitimité méthodologique.</w:t>
-      </w:r>
-    </w:p>
-    <w:p>
-      <w:pPr>
-        <w:spacing w:after="200" w:line="360" w:lineRule="auto"/>
-        <w:jc w:val="both"/>
-      </w:pPr>
-      <w:r>
-        <w:rPr>
-          <w:rFonts w:ascii="Times New Roman" w:cs="Times New Roman" w:eastAsia="Times New Roman" w:hAnsi="Times New Roman"/>
-          <w:sz w:val="24"/>
-          <w:szCs w:val="24"/>
-        </w:rPr>
-        <w:t xml:space="preserve">Cette combinaison des sources, aussi nécessaire soit-elle à la conduite matérielle de l'opération, ne dit encore rien des conséquences que l'absorption par une société civile fait peser sur le fond des droits des associés absorbés. C'est précisément sur ce terrain que la nature civile de la société bénéficiaire déploie ses effets les plus significatifs.</w:t>
+        <w:t xml:space="preserve">B. Le rattachement exclusif de l'opération au droit commun des fusions de l'article 1844-4 du Code civil</w:t>
+      </w:r>
+    </w:p>
+    <w:p>
+      <w:pPr>
+        <w:spacing w:after="200" w:line="360" w:lineRule="auto"/>
+        <w:jc w:val="both"/>
+      </w:pPr>
+      <w:r>
+        <w:rPr>
+          <w:rFonts w:ascii="Times New Roman" w:cs="Times New Roman" w:eastAsia="Times New Roman" w:hAnsi="Times New Roman"/>
+          <w:sz w:val="24"/>
+          <w:szCs w:val="24"/>
+        </w:rPr>
+        <w:t xml:space="preserve">On pourrait être tenté de croire que cette lacune se comble d'elle-même par renvoi au droit commercial des fusions. L'article L. 236-2 du Code de commerce dispose en effet, sans distinction apparente de forme, que « les opérations visées à l'article L. 236-1 peuvent être réalisées entre des sociétés de forme différente », et l'on serait porté à voir dans les dispositions générales du chapitre consacré à la fusion (C. com., art. L. 236-1 à L. 236-6) un droit commun de la fusion applicable à toute société, quelle que soit sa nature civile ou commerciale.</w:t>
+      </w:r>
+    </w:p>
+    <w:p>
+      <w:pPr>
+        <w:spacing w:after="200" w:line="360" w:lineRule="auto"/>
+        <w:jc w:val="both"/>
+      </w:pPr>
+      <w:r>
+        <w:rPr>
+          <w:rFonts w:ascii="Times New Roman" w:cs="Times New Roman" w:eastAsia="Times New Roman" w:hAnsi="Times New Roman"/>
+          <w:sz w:val="24"/>
+          <w:szCs w:val="24"/>
+        </w:rPr>
+        <w:t xml:space="preserve">Il n'en est pourtant rien, et il convient ici de se garder d'un anachronisme juridique. Ces dispositions figurent au chapitre IV du titre III du livre II du Code de commerce — un titre expressément intitulé « Dispositions communes aux diverses sociétés commerciales », au sein d'un livre consacré « aux sociétés commerciales et aux groupements d'intérêt économique ». Cette localisation n'est pas fortuite : elle procède de l'article 372 de la loi n° 66-537 du 24 juillet 1966 sur les sociétés commerciales, dont les travaux préparatoires ne laissent place à aucune ambiguïté. Le sénateur rapporteur du texte l'exposait en ces termes : « il ne peut être contesté que toute société, quelle qu'en soit la forme, a le droit d'absorber une société, d'être absorbée par elle ou de se scinder. Il est donc apparu nécessaire d'insérer dans le projet des dispositions qui régissent la matière — à propos de toutes les formes de sociétés — et il n'est pas de meilleure place à cet égard que le chapitre [...] qui traite des "dispositions communes aux diverses sociétés commerciales dotées de la personnalité morale" » (Rapport Molle, Sénat, session 1965-1966, n° 81, p. 341 et s.), l'exemple donné à l'appui de la démonstration étant précisément celui d'une fusion entre une société anonyme et une société en nom collectif — deux formes commerciales. L'objet de la loi de 1966, la place de ces dispositions au sein d'une section relative « aux diverses sociétés commerciales » et l'exemple retenu par le rapporteur convergent ainsi vers une même conclusion : ce texte n'a jamais eu vocation à régir que les fusions entre sociétés commerciales de forme différente, à l'exclusion de toute fusion impliquant, à quelque titre que ce soit, une société civile.</w:t>
+      </w:r>
+    </w:p>
+    <w:p>
+      <w:pPr>
+        <w:spacing w:after="200" w:line="360" w:lineRule="auto"/>
+        <w:jc w:val="both"/>
+      </w:pPr>
+      <w:r>
+        <w:rPr>
+          <w:rFonts w:ascii="Times New Roman" w:cs="Times New Roman" w:eastAsia="Times New Roman" w:hAnsi="Times New Roman"/>
+          <w:sz w:val="24"/>
+          <w:szCs w:val="24"/>
+        </w:rPr>
+        <w:t xml:space="preserve">La codification de ces dispositions au sein du Code de commerce, opérée « à droit constant » par l'ordonnance n° 2000-912 du 18 septembre 2000, n'a pu, par construction, en élargir silencieusement le champ d'application : le rapport au Président de la République qui l'accompagne rappelle expressément que le titre III ainsi créé demeure « consacré aux dispositions communes aux diverses sociétés commerciales » (Rapport au Président de la République relatif à l'ordonnance n° 2000-912 du 18 septembre 2000, JORF n° 219 du 21 septembre 2000, p. 14779). Il en va nécessairement de même de la réécriture de ces dispositions par l'ordonnance n° 2023-393 du 24 mai 2023, laquelle n'a ni renommé le titre III ni modifié le périmètre du livre II du Code de commerce.</w:t>
+      </w:r>
+    </w:p>
+    <w:p>
+      <w:pPr>
+        <w:spacing w:after="200" w:line="360" w:lineRule="auto"/>
+        <w:jc w:val="both"/>
+      </w:pPr>
+      <w:r>
+        <w:rPr>
+          <w:rFonts w:ascii="Times New Roman" w:cs="Times New Roman" w:eastAsia="Times New Roman" w:hAnsi="Times New Roman"/>
+          <w:sz w:val="24"/>
+          <w:szCs w:val="24"/>
+        </w:rPr>
+        <w:t xml:space="preserve">Cette lecture, loin d'être une reconstruction doctrinale isolée, est celle que retient la pratique institutionnelle elle-même. Le Comité de coordination du registre du commerce et des sociétés a ainsi jugé qu'« une opération réalisée entre une société commerciale et une ou plusieurs sociétés civiles n'est pas régie par les dispositions du code de commerce mais par le droit commun des fusions (article 1844-4 du code civil) » (avis n° 08-08 du 10 février 2009) — solution que reprend également la doctrine administrative fiscale (BOI-ENR-AVS-20-60, § 1). Ce sont donc les dispositions de l'article 1844-4 du Code civil, situées au chapitre premier du titre IX « De la société », qui ont seules vocation à régir, en tant que droit commun, toute opération de fusion à laquelle une société civile est partie — non le droit spécial du Code de commerce, quand bien même celui-ci proclamerait par ailleurs, pour les seules sociétés commerciales, le même principe de neutralité de la forme.</w:t>
+      </w:r>
+    </w:p>
+    <w:p>
+      <w:pPr>
+        <w:spacing w:after="200" w:line="360" w:lineRule="auto"/>
+        <w:jc w:val="both"/>
+      </w:pPr>
+      <w:r>
+        <w:rPr>
+          <w:rFonts w:ascii="Times New Roman" w:cs="Times New Roman" w:eastAsia="Times New Roman" w:hAnsi="Times New Roman"/>
+          <w:sz w:val="24"/>
+          <w:szCs w:val="24"/>
+        </w:rPr>
+        <w:t xml:space="preserve">Ce rattachement exclusif emporte des conséquences concrètes significatives, que la pratique doit anticiper au cas par cas dans le traité de fusion. Ainsi, la dispense d'échange de titres que prévoit l'article L. 236-3, II, du Code de commerce dans certaines hypothèses de détention (auto-détention, détention croisée à 100 %, participations proportionnelles identiques) ne s'applique pas de plein droit : il appartient aux parties de la stipuler expressément si elles la souhaitent, au même titre que toute autre modalité de la fusion. De même, la rétroactivité que permettrait l'article L. 236-4 du Code de commerce ne saurait être présumée : à défaut de texte l'autorisant pour cette opération hybride, et dès lors qu'il n'est pas de rétroactivité sans texte en la matière, seule une date d'effet différée demeure envisageable, sur le fondement du droit commun des obligations à terme (C. civ., art. 1305). Enfin, les formalités de dépôt, de publicité et de déclaration de conformité de l'article L. 236-6, alinéas 2 et 3, du Code de commerce, propres aux fusions entre sociétés commerciales, ne s'imposent pas davantage : seul le dépôt du traité de fusion, nécessaire à la radiation de la société absorbée, demeure requis en pratique auprès du greffe compétent.</w:t>
+      </w:r>
+    </w:p>
+    <w:p>
+      <w:pPr>
+        <w:spacing w:after="200" w:line="360" w:lineRule="auto"/>
+        <w:jc w:val="both"/>
+      </w:pPr>
+      <w:r>
+        <w:rPr>
+          <w:rFonts w:ascii="Times New Roman" w:cs="Times New Roman" w:eastAsia="Times New Roman" w:hAnsi="Times New Roman"/>
+          <w:sz w:val="24"/>
+          <w:szCs w:val="24"/>
+        </w:rPr>
+        <w:t xml:space="preserve">Cette exclusion du droit spécial des fusions commerciales, aussi nécessaire soit-elle à la juste qualification de l'opération, ne dit encore rien des conséquences qu'elle emporte, sur le fond, pour les associés de la société absorbée et pour les tiers à l'opération. Contrairement à ce que pourrait laisser craindre l'absence de tout régime spécial, cette exclusion n'est cependant pas synonyme d'absence totale de protection : le droit commun des sociétés, par les principes généraux qu'il pose pour toute décision modifiant les statuts d'une société, y supplée pour l'essentiel.</w:t>
       </w:r>
     </w:p>
     <w:p>
@@ -459,7 +473,7 @@
           <w:sz w:val="24"/>
           <w:szCs w:val="24"/>
         </w:rPr>
-        <w:t xml:space="preserve">La qualité de société civile de l'absorbante n'est pas neutre : parce que les associés d'une société civile répondent indéfiniment des dettes sociales (C. civ., art. 1857), l'absorption d'une société commerciale par une société civile expose les associés de celle-ci à une aggravation de leurs engagements que le droit des fusions ne pouvait laisser sans réponse — d'où l'exigence, rapportée à l'unanimité, que consacre l'article L. 236-5 du Code de commerce (A). Cette protection de premier rang, aussi fermement établie soit-elle, laisse cependant subsister des incertitudes quant au contrôle technique de l'opération et à la protection de certains tiers, que ni le Code civil ni le Code de commerce ne lèvent avec une entière certitude (B).</w:t>
+        <w:t xml:space="preserve">La qualité de société civile de l'absorbante n'est pas neutre : parce que les associés d'une société civile répondent indéfiniment des dettes sociales (C. civ., art. 1857) — risque encore aggravé, on l'a vu, en cas de requalification en société commerciale créée de fait (I, A) —, l'absorption d'une société commerciale par une société civile expose les associés de celle-ci à une aggravation de leurs engagements à laquelle le droit commun des sociétés ne pouvait rester indifférent : l'exigence d'unanimité posée par l'article 1836, alinéa 2, du Code civil y pourvoit (A). Cette protection de premier rang, aussi fermement établie soit-elle sur le terrain des principes généraux, ne compense cependant pas l'absence, déjà relevée, de tout régime spécial : le contrôle technique de l'opération et la protection de certains tiers s'en trouvent, faute de dispositions spéciales applicables, significativement affaiblis (B).</w:t>
       </w:r>
     </w:p>
     <w:p>
@@ -490,77 +504,105 @@
           <w:sz w:val="24"/>
           <w:szCs w:val="24"/>
         </w:rPr>
-        <w:t xml:space="preserve">L'article 1836, alinéa 1er, du Code civil autorise, en principe, la modification des statuts d'une société — la fusion en constituant une, ainsi qu'il a été dit (I, A) — à la majorité fixée par les statuts, ou, à défaut de clause contraire, à l'unanimité. Mais l'alinéa 2 du même article pose une limite qu'aucune clause statutaire ne peut lever : « en aucun cas, les engagements d'un associé ne peuvent être augmentés sans le consentement de celui-ci ». La Cour de cassation en a précisé la portée à plusieurs reprises : cette règle, d'ordre public et sanctionnée par la nullité absolue de la décision qui la méconnaît, peut être invoquée par tout associé, y compris celui qui aurait voté en faveur de la résolution litigieuse (Cass. com., 13 novembre 2003, n° 00-20.646, Bull. 2003, IV, n° 171) ; elle ne joue cependant qu'à l'égard des décisions modificatives des statuts, à l'exclusion des décisions prises en exécution de ceux-ci (Cass. com., 9 juin 2004, n° 01-12.887, Bull. 2004, IV, n° 122) ; et elle a été jugée expressément applicable aux sociétés civiles immobilières « comme aux autres sociétés » (Cass. 1re civ., 8 novembre 1988, n° 87-10.514, Bull. 1988, I, n° 313). Le législateur en a du reste décliné une application spécifique pour la société à responsabilité limitée, l'article L. 223-30, avant-dernier alinéa, du Code de commerce disposant, dans les mêmes termes, que « la majorité ne peut en aucun cas obliger un associé à augmenter son engagement social » : la convergence de ces trois textes — droit commun des sociétés, droit spécial de la SARL, et, comme on va le voir, droit spécial des fusions — atteste du caractère structurant de ce principe dans l'ensemble du droit des sociétés, par-delà la summa divisio civile/commerciale.</w:t>
-      </w:r>
-    </w:p>
-    <w:p>
-      <w:pPr>
-        <w:spacing w:after="200" w:line="360" w:lineRule="auto"/>
-        <w:jc w:val="both"/>
-      </w:pPr>
-      <w:r>
-        <w:rPr>
-          <w:rFonts w:ascii="Times New Roman" w:cs="Times New Roman" w:eastAsia="Times New Roman" w:hAnsi="Times New Roman"/>
-          <w:sz w:val="24"/>
-          <w:szCs w:val="24"/>
-        </w:rPr>
-        <w:t xml:space="preserve">Le droit des fusions en tire une conséquence spécifique à l'article L. 236-5 du Code de commerce, introduit par l'ordonnance du 24 mai 2023 : par dérogation au principe majoritaire de l'article L. 236-2, alinéa 2, « si la fusion projetée a pour effet d'augmenter les engagements d'associés ou d'actionnaires de l'une ou de plusieurs sociétés en cause, elle ne peut être décidée qu'à l'unanimité desdits associés ou actionnaires ». Cette disposition constitue, pour l'hypothèse étudiée, la pièce maîtresse du dispositif protecteur. En effet, les associés ou actionnaires d'une société à responsabilité limitée, d'une société anonyme ou d'une société par actions simplifiée ne répondent des dettes sociales qu'à concurrence de leurs apports (C. com., art. L. 223-1, L. 225-1, L. 227-1). Que cette société vienne à être absorbée par une société civile, et ses associés, devenus de plein droit associés de la société absorbante par l'effet de la transmission universelle de patrimoine (C. com., art. L. 236-3, I), se trouvent alors soumis à l'obligation, indéfinie quoique non solidaire, de répondre des dettes sociales à proportion de leur participation dans le capital (C. civ., art. 1857), sous la seule réserve du bénéfice de discussion (C. civ., art. 1858). Le passage d'une responsabilité cantonnée aux apports à une responsabilité indéfinie constitue, par excellence, l'aggravation des engagements que vise l'article L. 236-5 : la fusion ne pourra donc être valablement décidée, du côté de la société absorbée, qu'à l'unanimité de ses associés ou actionnaires, quand bien même ses statuts autoriseraient par ailleurs une décision de fusion à la majorité.</w:t>
-      </w:r>
-    </w:p>
-    <w:p>
-      <w:pPr>
-        <w:spacing w:after="200" w:line="360" w:lineRule="auto"/>
-        <w:jc w:val="both"/>
-      </w:pPr>
-      <w:r>
-        <w:rPr>
-          <w:rFonts w:ascii="Times New Roman" w:cs="Times New Roman" w:eastAsia="Times New Roman" w:hAnsi="Times New Roman"/>
-          <w:sz w:val="24"/>
-          <w:szCs w:val="24"/>
-        </w:rPr>
-        <w:t xml:space="preserve">Cette exigence a une conséquence importante, trop souvent négligée : elle prive d'effet, sur le plan du consentement, l'ensemble des mécanismes de fusion simplifiée que le droit positif connaît par ailleurs. Que la société absorbante — fût-elle une société par actions — détienne la totalité du capital de l'absorbée, au sens de l'article L. 236-11 du Code de commerce, ou que la fusion oppose deux sociétés civiles entre lesquelles le seuil de détention de 90 % ouvre droit à la dispense de consultation de l'article 1854-1 du Code civil, ces textes n'affranchissent les sociétés en cause que d'une formalité — la convocation d'une assemblée générale extraordinaire ou la consultation des associés — et non de l'exigence de fond que pose l'article L. 236-5. Cette dernière est en effet d'ordre public, ainsi que le confirme, par analogie, la jurisprudence rendue sur le fondement de l'article 1836, alinéa 2, du Code civil : aucune clause statutaire, aucun mécanisme de représentation majoritaire ne saurait donc en dispenser les associés concernés. Dans l'hypothèse d'une absorption d'une société commerciale par une société civile, l'unanimité s'impose ainsi, en pratique, quelle que soit la répartition du capital entre les sociétés participantes.</w:t>
-      </w:r>
-    </w:p>
-    <w:p>
-      <w:pPr>
-        <w:spacing w:after="200" w:line="360" w:lineRule="auto"/>
-        <w:jc w:val="both"/>
-      </w:pPr>
-      <w:r>
-        <w:rPr>
-          <w:rFonts w:ascii="Times New Roman" w:cs="Times New Roman" w:eastAsia="Times New Roman" w:hAnsi="Times New Roman"/>
-          <w:sz w:val="24"/>
-          <w:szCs w:val="24"/>
-        </w:rPr>
-        <w:t xml:space="preserve">Cette conséquence doit toutefois être nuancée lorsque la société commerciale absorbée revêt elle-même une forme à risque illimité — société en nom collectif, ou situation des associés commandités d'une société en commandite. Leurs associés répondent déjà indéfiniment et, de surcroît, solidairement des dettes sociales (C. com., art. L. 221-1). Le passage à une société civile, où la responsabilité, pour indéfinie qu'elle demeure, n'est engagée qu'à proportion de la part de chaque associé dans le capital, à l'exclusion de toute solidarité, ne caractérise alors pas sans discussion une aggravation au sens de l'article L. 236-5 : sous l'angle strictement quantitatif du risque de poursuite individuelle, elle pourrait même s'analyser en une atténuation. On peut cependant se demander si la lettre de l'article L. 236-5 n'appelle pas malgré tout son application, ne serait-ce qu'en raison du changement de patrimoine et d'objet social sous-jacent que la fusion emporte nécessairement pour les associés de la société absorbée, lesquels demeurent en tout état de cause engagés indéfiniment sur un périmètre d'actifs et d'activités qui n'est plus celui qu'ils avaient initialement approuvé. La prudence commanderait, en pratique, de recueillir l'unanimité y compris dans cette hypothèse limite.</w:t>
-      </w:r>
-    </w:p>
-    <w:p>
-      <w:pPr>
-        <w:spacing w:after="200" w:line="360" w:lineRule="auto"/>
-        <w:jc w:val="both"/>
-      </w:pPr>
-      <w:r>
-        <w:rPr>
-          <w:rFonts w:ascii="Times New Roman" w:cs="Times New Roman" w:eastAsia="Times New Roman" w:hAnsi="Times New Roman"/>
-          <w:sz w:val="24"/>
-          <w:szCs w:val="24"/>
-        </w:rPr>
-        <w:t xml:space="preserve">Réciproquement, l'article L. 236-5 vise expressément « l'une ou plusieurs des sociétés en cause » : rien n'exclut donc, en toute rigueur textuelle, que l'unanimité soit également requise du côté de la société civile absorbante elle-même. Ses associés, déjà tenus indéfiniment avant l'opération, voient en effet le périmètre de leur exposition patrimoniale s'accroître mécaniquement de l'ensemble du passif de la société commerciale absorbée, désormais transmis universellement (C. com., art. L. 236-3, I). Or la Cour de cassation retient une conception extensive de la notion d'augmentation des engagements, incluant les hypothèses dans lesquelles les associés pourraient être appelés à supporter les conséquences d'une opération alors même que celle-ci leur serait, en apparence, indifférente (Cass. com., 13 novembre 2003, n° 00-20.646, préc.). Rapportée à la présente hypothèse, cette jurisprudence invite à considérer que l'augmentation substantielle du passif social résultant de l'absorption peut, elle aussi, caractériser une aggravation justifiant l'unanimité des associés de la société civile absorbante, indépendamment de toute clause statutaire contraire.</w:t>
-      </w:r>
-    </w:p>
-    <w:p>
-      <w:pPr>
-        <w:spacing w:after="200" w:line="360" w:lineRule="auto"/>
-        <w:jc w:val="both"/>
-      </w:pPr>
-      <w:r>
-        <w:rPr>
-          <w:rFonts w:ascii="Times New Roman" w:cs="Times New Roman" w:eastAsia="Times New Roman" w:hAnsi="Times New Roman"/>
-          <w:sz w:val="24"/>
-          <w:szCs w:val="24"/>
-        </w:rPr>
-        <w:t xml:space="preserve">Si l'exigence d'unanimité assure ainsi, sur le fond, une protection réelle des associés directement exposés à l'aggravation de leurs engagements, elle ne suffit pas à combler l'ensemble des lacunes que laisse subsister la combinaison imparfaite des droits civil et commercial des sociétés, notamment quant au contrôle technique de l'opération et à la protection des tiers.</w:t>
+        <w:t xml:space="preserve">L'article 1836, alinéa 1er, du Code civil autorise, en principe, la modification des statuts d'une société — la fusion en constituant une, ainsi qu'il a été dit (I, A) — à la majorité fixée par les statuts, ou, à défaut de clause contraire, à l'unanimité. Mais l'alinéa 2 du même article pose une limite qu'aucune clause statutaire ne peut lever : « en aucun cas, les engagements d'un associé ne peuvent être augmentés sans le consentement de celui-ci ». La Cour de cassation en a précisé la portée à plusieurs reprises : cette règle, d'ordre public et sanctionnée par la nullité absolue de la décision qui la méconnaît, peut être invoquée par tout associé, y compris celui qui aurait voté en faveur de la résolution litigieuse (Cass. com., 13 novembre 2003, n° 00-20.646, Bull. 2003, IV, n° 171) ; elle ne joue cependant qu'à l'égard des décisions modificatives des statuts, à l'exclusion des décisions prises en exécution de ceux-ci (Cass. com., 9 juin 2004, n° 01-12.887, Bull. 2004, IV, n° 122) ; et elle a été jugée expressément applicable aux sociétés civiles immobilières « comme aux autres sociétés » (Cass. 1re civ., 8 novembre 1988, n° 87-10.514, Bull. 1988, I, n° 313). Le législateur en a du reste décliné une application spécifique pour la société à responsabilité limitée, l'article L. 223-30, avant-dernier alinéa, du Code de commerce disposant, dans les mêmes termes, que « la majorité ne peut en aucun cas obliger un associé à augmenter son engagement social ».</w:t>
+      </w:r>
+    </w:p>
+    <w:p>
+      <w:pPr>
+        <w:spacing w:after="200" w:line="360" w:lineRule="auto"/>
+        <w:jc w:val="both"/>
+      </w:pPr>
+      <w:r>
+        <w:rPr>
+          <w:rFonts w:ascii="Times New Roman" w:cs="Times New Roman" w:eastAsia="Times New Roman" w:hAnsi="Times New Roman"/>
+          <w:sz w:val="24"/>
+          <w:szCs w:val="24"/>
+        </w:rPr>
+        <w:t xml:space="preserve">Le droit spécial des fusions commerciales confirme, au demeurant, la force de ce principe : l'article L. 236-5 du Code de commerce, introduit par l'ordonnance du 24 mai 2023, déroge expressément au principe majoritaire pour subordonner à l'unanimité toute fusion qui aurait pour effet d'augmenter les engagements des associés de l'une des sociétés en cause. Quand bien même cette disposition, prise dans la section des dispositions générales du chapitre consacré aux sociétés commerciales, ne s'appliquerait pas directement à une fusion à laquelle est partie une société civile — ainsi qu'il a été démontré (I, B) —, elle n'en illustre pas moins la généralité du principe : la même exigence d'unanimité s'impose en tout état de cause, indépendamment de toute considération tenant au droit spécial des sociétés commerciales, en application du seul article 1836, alinéa 2, du Code civil, lequel relève des dispositions générales du titre IX du Code civil applicables, comme l'article 1844-4 lui-même, à toute société quelle que soit sa forme. La convergence de ces trois textes — droit commun des sociétés, droit spécial de la SARL, et droit spécial des fusions commerciales — atteste ainsi du caractère structurant du principe dans l'ensemble du droit des sociétés, par-delà la summa divisio civile/commerciale, quand bien même seul le premier d'entre eux gouverne, à titre direct, l'opération étudiée.</w:t>
+      </w:r>
+    </w:p>
+    <w:p>
+      <w:pPr>
+        <w:spacing w:after="200" w:line="360" w:lineRule="auto"/>
+        <w:jc w:val="both"/>
+      </w:pPr>
+      <w:r>
+        <w:rPr>
+          <w:rFonts w:ascii="Times New Roman" w:cs="Times New Roman" w:eastAsia="Times New Roman" w:hAnsi="Times New Roman"/>
+          <w:sz w:val="24"/>
+          <w:szCs w:val="24"/>
+        </w:rPr>
+        <w:t xml:space="preserve">En effet, les associés ou actionnaires d'une société à responsabilité limitée, d'une société anonyme ou d'une société par actions simplifiée ne répondent des dettes sociales qu'à concurrence de leurs apports (C. com., art. L. 223-1, L. 225-1, L. 227-1). Que cette société vienne à être absorbée par une société civile, et ses associés, devenus de plein droit associés de la société absorbante par l'effet de la transmission universelle de patrimoine, se trouvent alors soumis à l'obligation, indéfinie quoique non solidaire, de répondre des dettes sociales à proportion de leur participation dans le capital (C. civ., art. 1857), sous la seule réserve du bénéfice de discussion (C. civ., art. 1858). Le passage d'une responsabilité cantonnée aux apports à une responsabilité indéfinie constitue, par excellence, l'aggravation des engagements que vise l'article 1836, alinéa 2 : la fusion ne pourra donc être valablement décidée, du côté de la société absorbée, qu'à l'unanimité de ses associés ou actionnaires, quand bien même ses statuts autoriseraient par ailleurs une décision de fusion à la majorité.</w:t>
+      </w:r>
+    </w:p>
+    <w:p>
+      <w:pPr>
+        <w:spacing w:after="200" w:line="360" w:lineRule="auto"/>
+        <w:jc w:val="both"/>
+      </w:pPr>
+      <w:r>
+        <w:rPr>
+          <w:rFonts w:ascii="Times New Roman" w:cs="Times New Roman" w:eastAsia="Times New Roman" w:hAnsi="Times New Roman"/>
+          <w:sz w:val="24"/>
+          <w:szCs w:val="24"/>
+        </w:rPr>
+        <w:t xml:space="preserve">Cette exigence a une conséquence importante, trop souvent négligée : elle prive d'effet, sur le plan du consentement, l'ensemble des mécanismes de fusion simplifiée que le droit positif connaît par ailleurs — étant observé, au préalable, que ces mécanismes sont de toute façon inapplicables à l'opération étudiée pour un motif plus radical encore, tenant à leur rédaction même. L'article L. 236-11 du Code de commerce, relatif à la fusion simplifiée entre sociétés par actions, suppose en effet que « la société absorbante détient en permanence la totalité des actions représentant la totalité du capital des sociétés absorbées » : la lettre du texte présuppose ainsi que l'absorbante elle-même soit une société par actions, dotée d'un capital divisé en actions. Symétriquement, l'article 1854-1 du Code civil ne vise que le cas où, « en cas de fusion de sociétés civiles », l'absorbante détient au moins 90 % des parts de l'absorbée. Ni l'un ni l'autre de ces textes, conçus pour des fusions homogènes, n'a donc vocation à régir une fusion hétérogène entre une société par actions et une société civile. Au surplus, et à supposer même que l'on voulût, par extension, faire application de l'un de ces régimes, l'exigence d'unanimité exposée ci-dessus y ferait de toute façon obstacle : ces textes n'affranchissent en effet les sociétés en cause que d'une formalité — la convocation d'une assemblée générale extraordinaire ou la consultation des associés — non de l'exigence de fond que pose l'article 1836, alinéa 2, laquelle est d'ordre public. Dans l'hypothèse d'une absorption d'une société commerciale par une société civile, l'unanimité s'impose ainsi doublement, en pratique, quelle que soit la répartition du capital entre les sociétés participantes.</w:t>
+      </w:r>
+    </w:p>
+    <w:p>
+      <w:pPr>
+        <w:spacing w:after="200" w:line="360" w:lineRule="auto"/>
+        <w:jc w:val="both"/>
+      </w:pPr>
+      <w:r>
+        <w:rPr>
+          <w:rFonts w:ascii="Times New Roman" w:cs="Times New Roman" w:eastAsia="Times New Roman" w:hAnsi="Times New Roman"/>
+          <w:sz w:val="24"/>
+          <w:szCs w:val="24"/>
+        </w:rPr>
+        <w:t xml:space="preserve">Le risque de requalification en société commerciale créée de fait, déjà signalé (I, A), donne à cette exigence d'unanimité toute sa mesure. Lorsque la société civile absorbante poursuit, après la fusion, l'activité commerciale de la société absorbée, ses associés ne sont plus seulement exposés à l'obligation indéfinie mais non solidaire de l'article 1857 du Code civil : l'article 1872-1 du même code, rendu applicable aux sociétés créées de fait par l'article 1873, prévoit que chaque associé répond, avec les autres, des engagements nés des actes accomplis par l'un d'eux en cette qualité au vu et au su des tiers, « avec solidarité, si la société est commerciale ». L'aggravation des engagements peut ainsi, dans cette hypothèse limite, franchir un degré supplémentaire — de l'obligation proportionnelle au passif social à l'obligation solidaire —, ce qui renforce d'autant la nécessité du consentement unanime exigé en amont de l'opération.</w:t>
+      </w:r>
+    </w:p>
+    <w:p>
+      <w:pPr>
+        <w:spacing w:after="200" w:line="360" w:lineRule="auto"/>
+        <w:jc w:val="both"/>
+      </w:pPr>
+      <w:r>
+        <w:rPr>
+          <w:rFonts w:ascii="Times New Roman" w:cs="Times New Roman" w:eastAsia="Times New Roman" w:hAnsi="Times New Roman"/>
+          <w:sz w:val="24"/>
+          <w:szCs w:val="24"/>
+        </w:rPr>
+        <w:t xml:space="preserve">Cette conséquence doit néanmoins être nuancée lorsque la société commerciale absorbée revêt elle-même une forme à risque illimité — société en nom collectif, ou situation des associés commandités d'une société en commandite. Leurs associés répondent déjà indéfiniment et, de surcroît, solidairement des dettes sociales (C. com., art. L. 221-1). Le passage à une société civile ordinaire, où la responsabilité, pour indéfinie qu'elle demeure, n'est engagée qu'à proportion de la part de chaque associé dans le capital, à l'exclusion de toute solidarité, ne caractérise alors pas sans discussion une aggravation au sens de l'article 1836, alinéa 2 : sous l'angle strictement quantitatif du risque de poursuite individuelle, elle pourrait même s'analyser en une atténuation. On peut cependant se demander si la lettre de ce texte n'appelle pas malgré tout son application, ne serait-ce qu'en raison du changement de patrimoine et d'objet social sous-jacent que la fusion emporte nécessairement pour les associés de la société absorbée. La prudence commanderait, en pratique, de recueillir l'unanimité y compris dans cette hypothèse limite.</w:t>
+      </w:r>
+    </w:p>
+    <w:p>
+      <w:pPr>
+        <w:spacing w:after="200" w:line="360" w:lineRule="auto"/>
+        <w:jc w:val="both"/>
+      </w:pPr>
+      <w:r>
+        <w:rPr>
+          <w:rFonts w:ascii="Times New Roman" w:cs="Times New Roman" w:eastAsia="Times New Roman" w:hAnsi="Times New Roman"/>
+          <w:sz w:val="24"/>
+          <w:szCs w:val="24"/>
+        </w:rPr>
+        <w:t xml:space="preserve">Réciproquement, rien n'exclut, en toute rigueur, que l'unanimité s'impose également du côté de la société civile absorbante elle-même, sur le fondement du même article 1836, alinéa 2, indépendamment cette fois de tout renvoi au droit spécial des sociétés commerciales. Ses associés, déjà tenus indéfiniment avant l'opération, voient en effet le périmètre de leur exposition patrimoniale s'accroître mécaniquement de l'ensemble du passif de la société commerciale absorbée, désormais transmis universellement. Or la Cour de cassation retient une conception extensive de la notion d'augmentation des engagements, incluant les hypothèses dans lesquelles les associés pourraient être appelés à supporter les conséquences d'une opération alors même que celle-ci leur serait, en apparence, indifférente (Cass. com., 13 novembre 2003, n° 00-20.646, préc.). Rapportée à la présente hypothèse, cette jurisprudence invite à considérer que l'augmentation substantielle du passif social résultant de l'absorption peut, elle aussi, caractériser une aggravation justifiant l'unanimité des associés de la société civile absorbante, indépendamment de toute clause statutaire contraire.</w:t>
+      </w:r>
+    </w:p>
+    <w:p>
+      <w:pPr>
+        <w:spacing w:after="200" w:line="360" w:lineRule="auto"/>
+        <w:jc w:val="both"/>
+      </w:pPr>
+      <w:r>
+        <w:rPr>
+          <w:rFonts w:ascii="Times New Roman" w:cs="Times New Roman" w:eastAsia="Times New Roman" w:hAnsi="Times New Roman"/>
+          <w:sz w:val="24"/>
+          <w:szCs w:val="24"/>
+        </w:rPr>
+        <w:t xml:space="preserve">Si l'exigence d'unanimité assure ainsi, sur le fond, une protection réelle des associés directement exposés à l'aggravation de leurs engagements, elle ne suffit pas à combler l'ensemble des lacunes que laisse subsister l'exclusion du droit spécial des fusions commerciales, notamment quant au contrôle technique de l'opération et à la protection des tiers.</w:t>
       </w:r>
     </w:p>
     <w:p>
@@ -591,35 +633,35 @@
           <w:sz w:val="24"/>
           <w:szCs w:val="24"/>
         </w:rPr>
-        <w:t xml:space="preserve">Le contrôle de la parité d'échange constitue, en droit commun des fusions, une garantie essentielle : un ou plusieurs commissaires à la fusion, désignés en justice, sont chargés de vérifier que les valeurs relatives attribuées aux titres des sociétés participantes sont pertinentes et que le rapport d'échange est équitable (C. com., art. L. 236-10, I). Cette obligation, cependant, n'est textuellement rattachée qu'aux sociétés par actions et, selon des modalités comparables, aux sociétés à responsabilité limitée (C. com., art. L. 236-9 et L. 236-10). Aucun texte n'impose semblable contrôle à la société civile absorbante elle-même : ni le Code civil, dont l'article 1854-1 se borne à simplifier une formalité de consultation sans organiser aucun contrôle de parité, ni le Code de commerce, dont les dispositions relatives au commissaire à la fusion ne visent pas les sociétés civiles. Il en résulte une dissymétrie regrettable : alors que les associés de la société commerciale absorbée bénéficient, lorsque celle-ci est une société par actions ou une SARL, d'un contrôle indépendant de la parité qui leur est proposée, les associés de la société civile absorbante ne disposent d'aucune garantie légale équivalente, quand bien même l'opération affecte tout autant la consistance de leurs droits sociaux. La pratique y supplée, lorsque la prudence le commande, par la désignation volontaire d'un expert indépendant, mais cette précaution demeure facultative et son absence n'est sanctionnée par aucun texte spécial — seul le droit commun de la lésion ou de l'abus de majorité pouvant, le cas échéant et à des conditions probatoires exigeantes, être mobilisé a posteriori.</w:t>
-      </w:r>
-    </w:p>
-    <w:p>
-      <w:pPr>
-        <w:spacing w:after="200" w:line="360" w:lineRule="auto"/>
-        <w:jc w:val="both"/>
-      </w:pPr>
-      <w:r>
-        <w:rPr>
-          <w:rFonts w:ascii="Times New Roman" w:cs="Times New Roman" w:eastAsia="Times New Roman" w:hAnsi="Times New Roman"/>
-          <w:sz w:val="24"/>
-          <w:szCs w:val="24"/>
-        </w:rPr>
-        <w:t xml:space="preserve">La protection des créanciers appelle une observation comparable. L'article L. 236-15 du Code de commerce ouvre un droit d'opposition, dans le délai fixé par voie réglementaire, aux créanciers non obligataires « des sociétés participant à la fusion » dont la créance est antérieure à la publicité du projet — formule qui, prise à la lettre, ne distingue pas selon la forme des sociétés concernées et couvre ainsi, en toute rigueur, les créanciers de la société civile absorbante comme ceux de la société commerciale absorbée. Cette lecture, cohérente avec l'attraction du droit commercial des fusions déjà relevée (I, B), n'est cependant corroborée par aucune disposition du Code civil qui viendrait la consacrer expressément pour l'hypothèse spécifique de la fusion : le seul mécanisme d'opposition que le Code civil organise pour les sociétés civiles, celui de l'article 1844-5, alinéa 3, concerne la dissolution par confusion de patrimoine consécutive à la réunion de toutes les parts sociales en une seule main, hypothèse distincte de la fusion. Le fondement de la protection des créanciers de la société civile absorbante repose donc, lui aussi, sur l'extension prétorienne et doctrinale du droit commercial des fusions plutôt que sur un texte qui l'affirmerait en propre.</w:t>
-      </w:r>
-    </w:p>
-    <w:p>
-      <w:pPr>
-        <w:spacing w:after="200" w:line="360" w:lineRule="auto"/>
-        <w:jc w:val="both"/>
-      </w:pPr>
-      <w:r>
-        <w:rPr>
-          <w:rFonts w:ascii="Times New Roman" w:cs="Times New Roman" w:eastAsia="Times New Roman" w:hAnsi="Times New Roman"/>
-          <w:sz w:val="24"/>
-          <w:szCs w:val="24"/>
-        </w:rPr>
-        <w:t xml:space="preserve">Enfin, le sort de l'associé de la société absorbée qui refuserait son consentement à la fusion mérite attention. L'exigence d'unanimité posée par l'article L. 236-5 du Code de commerce lui confère, en amont, un pouvoir de blocage : à défaut de son accord, l'opération ne peut être valablement décidée. Ce verrou, protecteur en amont, prive cependant en pratique de portée le droit de retrait pour justes motifs que l'article 1869 du Code civil ouvre par ailleurs aux associés de sociétés civiles : l'associé qui a consenti à la fusion — fût-ce sous la pression économique du groupe ou de ses coassociés — ne saurait ensuite invoquer utilement un droit de retrait pour se délier d'un engagement auquel il a expressément souscrit. La protection organisée par le droit des fusions se présente ainsi comme exclusivement préventive, sans qu'aucun mécanisme de sortie a posteriori ne vienne la compléter au bénéfice de l'associé minoritaire qui se serait vu imposer son consentement, non par le jeu d'une majorité — puisque l'unanimité y fait précisément obstacle —, mais par des pressions économiques que le droit ne saisit pas.</w:t>
+        <w:t xml:space="preserve">Le contrôle de la parité d'échange constitue, en droit spécial des fusions commerciales, une garantie essentielle : un ou plusieurs commissaires à la fusion, désignés en justice, sont chargés de vérifier que les valeurs relatives attribuées aux titres des sociétés participantes sont pertinentes et que le rapport d'échange est équitable (C. com., art. L. 236-10, I). Cette obligation ne s'applique cependant pas à l'opération étudiée. Le Comité de coordination du registre du commerce et des sociétés l'a expressément affirmé : « les dispositions de l'article L. 236-10 du code de commerce relatif à la désignation d'un commissaire à la fusion ne sont pas applicables à la fusion d'une société commerciale avec une société civile » (avis n° 08-08 précité). La solution, cohérente avec le rattachement exclusif de l'opération à l'article 1844-4 du Code civil (I, B), est plus radicale qu'une simple lacune : ce n'est pas seulement que le Code civil n'organise aucun contrôle de la parité pour la société civile absorbante ; c'est que le mécanisme du commissaire à la fusion, propre aux fusions entre sociétés par actions ou entre sociétés à responsabilité limitée, ne trouve à s'appliquer ni d'un côté ni de l'autre de l'opération — pas même, donc, au bénéfice des associés ou actionnaires de la société commerciale absorbée, qui s'en trouvent privés alors qu'ils l'auraient obtenu dans une fusion purement commerciale. La pratique y supplée, lorsque la prudence le commande, par la désignation volontaire d'un expert indépendant, mais cette précaution demeure facultative et son absence n'est sanctionnée par aucun texte spécial — seul le droit commun de la lésion ou de l'abus de majorité pouvant, le cas échéant et à des conditions probatoires exigeantes, être mobilisé a posteriori.</w:t>
+      </w:r>
+    </w:p>
+    <w:p>
+      <w:pPr>
+        <w:spacing w:after="200" w:line="360" w:lineRule="auto"/>
+        <w:jc w:val="both"/>
+      </w:pPr>
+      <w:r>
+        <w:rPr>
+          <w:rFonts w:ascii="Times New Roman" w:cs="Times New Roman" w:eastAsia="Times New Roman" w:hAnsi="Times New Roman"/>
+          <w:sz w:val="24"/>
+          <w:szCs w:val="24"/>
+        </w:rPr>
+        <w:t xml:space="preserve">La protection des créanciers appelle un constat comparable, plus radical encore que ce qu'une lecture isolée de l'article L. 236-15 du Code de commerce pourrait suggérer. Cette disposition, qui ouvre un droit d'opposition aux créanciers non obligataires « des sociétés participant à la fusion », pourrait sembler, prise pour elle-même, s'appliquer sans distinction de forme. Mais parce qu'elle relève, comme l'article L. 236-2, des dispositions générales du chapitre consacré aux fusions des sociétés commerciales — dispositions dont il a été démontré qu'elles ne régissent que les fusions entre sociétés commerciales de forme différente (I, B) —, elle ne saurait s'appliquer à une fusion à laquelle est partie une société civile, qu'il s'agisse des créanciers de la société commerciale absorbée ou de ceux de la société civile absorbante. Le seul mécanisme d'opposition que le Code civil organise pour les sociétés civiles, celui de l'article 1844-5, alinéa 3, ne concerne au demeurant que la dissolution par confusion de patrimoine consécutive à la réunion de toutes les parts sociales en une seule main, hypothèse distincte de la fusion. Il en résulte que les créanciers des deux sociétés participantes sont dépourvus, dans cette opération hybride, de tout droit d'opposition légal — alors même que la transmission universelle du patrimoine qu'elle emporte affecte leur gage aussi directement que dans une fusion de droit commercial. Seule une clause du traité de fusion, ou le droit commun des voies d'exécution, pourrait, le cas échéant, en tenir lieu.</w:t>
+      </w:r>
+    </w:p>
+    <w:p>
+      <w:pPr>
+        <w:spacing w:after="200" w:line="360" w:lineRule="auto"/>
+        <w:jc w:val="both"/>
+      </w:pPr>
+      <w:r>
+        <w:rPr>
+          <w:rFonts w:ascii="Times New Roman" w:cs="Times New Roman" w:eastAsia="Times New Roman" w:hAnsi="Times New Roman"/>
+          <w:sz w:val="24"/>
+          <w:szCs w:val="24"/>
+        </w:rPr>
+        <w:t xml:space="preserve">Enfin, le sort de l'associé de la société absorbée qui refuserait son consentement à la fusion mérite attention. L'exigence d'unanimité posée par l'article 1836, alinéa 2, du Code civil lui confère, en amont, un pouvoir de blocage : à défaut de son accord, l'opération ne peut être valablement décidée. Ce verrou, protecteur en amont, prive cependant en pratique de portée le droit de retrait pour justes motifs que l'article 1869 du Code civil ouvre par ailleurs aux associés de sociétés civiles : l'associé qui a consenti à la fusion — fût-ce sous la pression économique du groupe ou de ses coassociés — ne saurait ensuite invoquer utilement un droit de retrait pour se délier d'un engagement auquel il a expressément souscrit. La protection organisée par le droit commun des sociétés se présente ainsi comme exclusivement préventive, sans qu'aucun mécanisme de sortie a posteriori ne vienne la compléter au bénéfice de l'associé minoritaire qui se serait vu imposer son consentement, non par le jeu d'une majorité — puisque l'unanimité y fait précisément obstacle —, mais par des pressions économiques que le droit ne saisit pas.</w:t>
       </w:r>
     </w:p>
     <w:p>
@@ -649,7 +691,7 @@
           <w:sz w:val="24"/>
           <w:szCs w:val="24"/>
         </w:rPr>
-        <w:t xml:space="preserve">Il résulte de cette étude que la fusion par absorption d'une société commerciale par une société civile, pour être admise sans conteste dans son principe depuis la réforme de 1978, ne trouve son régime que dans la combinaison, patiemment reconstruite par la doctrine et la pratique plus que directement énoncée par la loi, du droit commun des fusions du Code de commerce et des rares dispositions que le Code civil consacre aux sociétés civiles. Cette combinaison assure, sur le point le plus sensible — la protection des associés de la société absorbée contre l'aggravation de leurs engagements consécutive à l'acquisition du statut, indéfiniment responsable, d'associé de société civile —, une protection fermement établie par l'article L. 236-5 du Code de commerce, lu à la lumière d'une jurisprudence ancienne et constante rendue sur le fondement de l'article 1836, alinéa 2, du Code civil. Elle laisse cependant subsister, faute de dispositions spécifiques, des incertitudes quant au contrôle de la parité d'échange et à la protection de certains tiers, que seule une intervention légale expresse — que l'ordonnance du 24 mai 2023, pourtant l'occasion d'une refonte d'ensemble du droit des fusions, n'a pas saisie s'agissant des sociétés civiles — serait de nature à lever complètement. Le champ des opérations transfrontalières, désormais ouvert par cette même ordonnance en transposition de la directive (UE) 2019/2121, demeure d'ailleurs classiquement circonscrit aux seules sociétés à responsabilité limitée et aux sociétés par actions, ce qui illustre, une dernière fois, que le droit des restructurations sociétaires continue de penser la société civile comme une hypothèse seconde, plutôt que comme une variable pleinement intégrée à son architecture d'ensemble.</w:t>
+        <w:t xml:space="preserve">Il résulte de cette étude que la fusion par absorption d'une société commerciale par une société civile, pour être admise sans conteste dans son principe depuis la réforme de 1978 — sous la réserve, toutefois, que l'absorbante n'y perde pas sa nature civile en poursuivant l'activité commerciale recueillie, au risque d'une requalification en société créée de fait —, échappe presque entièrement au droit spécial des fusions du Code de commerce. Conçues par et pour les sociétés commerciales, ainsi que l'attestent tant les travaux préparatoires de la loi du 24 juillet 1966 que la codification à droit constant de 2000, les dispositions du livre II, titre III, du Code de commerce cèdent le pas, dès qu'une société civile est partie à l'opération, au seul droit commun de l'article 1844-4 du Code civil — solution que confirment tant le Comité de coordination du registre du commerce et des sociétés que la doctrine administrative fiscale. Ce rattachement exclusif n'est pas synonyme d'absence de protection : l'article 1836, alinéa 2, du Code civil, principe général et non plus règle spéciale des fusions commerciales, continue d'imposer l'unanimité des associés de la société absorbée dès lors que la fusion aggrave leurs engagements — hypothèse quasi certaine s'agissant du passage d'une responsabilité limitée à la responsabilité indéfinie, sinon solidaire, attachée à la qualité d'associé d'une société civile. Il prive en revanche l'opération de tout contrôle de la parité d'échange et de toute protection légale des créanciers, faute pour le droit commun de comporter l'équivalent des garanties spéciales du droit commercial des fusions. Cette dualité — protection renforcée des associés, protection absente des tiers — n'est sans doute pas pleinement satisfaisante ; elle n'en demeure pas moins, en l'état du droit positif, la traduction la plus fidèle d'un principe d'unité des sociétés que le législateur n'a, ni en 1978 ni en 2023, jamais pris la peine de doter d'un régime véritablement unifié.</w:t>
       </w:r>
     </w:p>
     <w:p>
@@ -696,35 +738,35 @@
           <w:sz w:val="22"/>
           <w:szCs w:val="22"/>
         </w:rPr>
-        <w:t xml:space="preserve">— Code civil, art. 1836, 1844, 1844-4, 1844-5, 1845, 1852, 1854-1, 1857, 1858, 1869</w:t>
-      </w:r>
-    </w:p>
-    <w:p>
-      <w:pPr>
-        <w:spacing w:after="100" w:line="300" w:lineRule="auto"/>
-        <w:ind w:left="360"/>
-      </w:pPr>
-      <w:r>
-        <w:rPr>
-          <w:rFonts w:ascii="Times New Roman" w:cs="Times New Roman" w:eastAsia="Times New Roman" w:hAnsi="Times New Roman"/>
-          <w:sz w:val="22"/>
-          <w:szCs w:val="22"/>
-        </w:rPr>
-        <w:t xml:space="preserve">— Code de commerce, art. L. 210-1, L. 221-1, L. 221-6, L. 223-1, L. 223-30, L. 225-1, L. 227-1, L. 236-1 à L. 236-3, L. 236-5, L. 236-6, L. 236-9 à L. 236-11, L. 236-15</w:t>
-      </w:r>
-    </w:p>
-    <w:p>
-      <w:pPr>
-        <w:spacing w:after="100" w:line="300" w:lineRule="auto"/>
-        <w:ind w:left="360"/>
-      </w:pPr>
-      <w:r>
-        <w:rPr>
-          <w:rFonts w:ascii="Times New Roman" w:cs="Times New Roman" w:eastAsia="Times New Roman" w:hAnsi="Times New Roman"/>
-          <w:sz w:val="22"/>
-          <w:szCs w:val="22"/>
-        </w:rPr>
-        <w:t xml:space="preserve">— Loi n° 66-537 du 24 juillet 1966 sur les sociétés commerciales</w:t>
+        <w:t xml:space="preserve">— Code civil, art. 1305, 1836, 1844, 1844-4, 1844-5, 1845, 1852, 1854-1, 1857, 1858, 1869, 1871, 1872-1, 1873</w:t>
+      </w:r>
+    </w:p>
+    <w:p>
+      <w:pPr>
+        <w:spacing w:after="100" w:line="300" w:lineRule="auto"/>
+        <w:ind w:left="360"/>
+      </w:pPr>
+      <w:r>
+        <w:rPr>
+          <w:rFonts w:ascii="Times New Roman" w:cs="Times New Roman" w:eastAsia="Times New Roman" w:hAnsi="Times New Roman"/>
+          <w:sz w:val="22"/>
+          <w:szCs w:val="22"/>
+        </w:rPr>
+        <w:t xml:space="preserve">— Code de commerce, art. L. 210-1, L. 221-1, L. 221-6, L. 223-1, L. 223-30, L. 225-1, L. 227-1, L. 236-1 à L. 236-6, L. 236-9 à L. 236-11, L. 236-15</w:t>
+      </w:r>
+    </w:p>
+    <w:p>
+      <w:pPr>
+        <w:spacing w:after="100" w:line="300" w:lineRule="auto"/>
+        <w:ind w:left="360"/>
+      </w:pPr>
+      <w:r>
+        <w:rPr>
+          <w:rFonts w:ascii="Times New Roman" w:cs="Times New Roman" w:eastAsia="Times New Roman" w:hAnsi="Times New Roman"/>
+          <w:sz w:val="22"/>
+          <w:szCs w:val="22"/>
+        </w:rPr>
+        <w:t xml:space="preserve">— Loi n° 66-537 du 24 juillet 1966 sur les sociétés commerciales, spéc. art. 372</w:t>
       </w:r>
     </w:p>
     <w:p>
@@ -739,6 +781,20 @@
           <w:szCs w:val="22"/>
         </w:rPr>
         <w:t xml:space="preserve">— Loi n° 78-9 du 4 janvier 1978 modifiant le titre IX du livre III du Code civil (réforme du droit des sociétés civiles)</w:t>
+      </w:r>
+    </w:p>
+    <w:p>
+      <w:pPr>
+        <w:spacing w:after="100" w:line="300" w:lineRule="auto"/>
+        <w:ind w:left="360"/>
+      </w:pPr>
+      <w:r>
+        <w:rPr>
+          <w:rFonts w:ascii="Times New Roman" w:cs="Times New Roman" w:eastAsia="Times New Roman" w:hAnsi="Times New Roman"/>
+          <w:sz w:val="22"/>
+          <w:szCs w:val="22"/>
+        </w:rPr>
+        <w:t xml:space="preserve">— Ordonnance n° 2000-912 du 18 septembre 2000 relative à la partie législative du Code de commerce</w:t>
       </w:r>
     </w:p>
     <w:p>
@@ -840,6 +896,93 @@
           <w:szCs w:val="22"/>
         </w:rPr>
         <w:t xml:space="preserve">— Cass. com., 10 juillet 2012, n° 11-14.267, Bull. 2012, IV, n° 156</w:t>
+      </w:r>
+    </w:p>
+    <w:p>
+      <w:pPr>
+        <w:spacing w:after="160" w:before="220" w:line="360" w:lineRule="auto"/>
+        <w:jc w:val="left"/>
+      </w:pPr>
+      <w:r>
+        <w:rPr>
+          <w:rFonts w:ascii="Times New Roman" w:cs="Times New Roman" w:eastAsia="Times New Roman" w:hAnsi="Times New Roman"/>
+          <w:b/>
+          <w:bCs/>
+          <w:sz w:val="24"/>
+          <w:szCs w:val="24"/>
+          <w:u w:val="single"/>
+        </w:rPr>
+        <w:t xml:space="preserve">Travaux préparatoires, pratique administrative et doctrine</w:t>
+      </w:r>
+    </w:p>
+    <w:p>
+      <w:pPr>
+        <w:spacing w:after="100" w:line="300" w:lineRule="auto"/>
+        <w:ind w:left="360"/>
+      </w:pPr>
+      <w:r>
+        <w:rPr>
+          <w:rFonts w:ascii="Times New Roman" w:cs="Times New Roman" w:eastAsia="Times New Roman" w:hAnsi="Times New Roman"/>
+          <w:sz w:val="22"/>
+          <w:szCs w:val="22"/>
+        </w:rPr>
+        <w:t xml:space="preserve">— Rapport Molle, fait au nom de la commission des lois, sur le projet de loi sur les sociétés commerciales, Sénat, session 1965-1966, n° 81</w:t>
+      </w:r>
+    </w:p>
+    <w:p>
+      <w:pPr>
+        <w:spacing w:after="100" w:line="300" w:lineRule="auto"/>
+        <w:ind w:left="360"/>
+      </w:pPr>
+      <w:r>
+        <w:rPr>
+          <w:rFonts w:ascii="Times New Roman" w:cs="Times New Roman" w:eastAsia="Times New Roman" w:hAnsi="Times New Roman"/>
+          <w:sz w:val="22"/>
+          <w:szCs w:val="22"/>
+        </w:rPr>
+        <w:t xml:space="preserve">— Rapport au Président de la République relatif à l'ordonnance n° 2000-912 du 18 septembre 2000, JORF n° 219 du 21 septembre 2000</w:t>
+      </w:r>
+    </w:p>
+    <w:p>
+      <w:pPr>
+        <w:spacing w:after="100" w:line="300" w:lineRule="auto"/>
+        <w:ind w:left="360"/>
+      </w:pPr>
+      <w:r>
+        <w:rPr>
+          <w:rFonts w:ascii="Times New Roman" w:cs="Times New Roman" w:eastAsia="Times New Roman" w:hAnsi="Times New Roman"/>
+          <w:sz w:val="22"/>
+          <w:szCs w:val="22"/>
+        </w:rPr>
+        <w:t xml:space="preserve">— Comité de coordination du registre du commerce et des sociétés, avis n° 08-08 du 10 février 2009</w:t>
+      </w:r>
+    </w:p>
+    <w:p>
+      <w:pPr>
+        <w:spacing w:after="100" w:line="300" w:lineRule="auto"/>
+        <w:ind w:left="360"/>
+      </w:pPr>
+      <w:r>
+        <w:rPr>
+          <w:rFonts w:ascii="Times New Roman" w:cs="Times New Roman" w:eastAsia="Times New Roman" w:hAnsi="Times New Roman"/>
+          <w:sz w:val="22"/>
+          <w:szCs w:val="22"/>
+        </w:rPr>
+        <w:t xml:space="preserve">— Bulletin officiel des finances publiques, BOI-ENR-AVS-20-60</w:t>
+      </w:r>
+    </w:p>
+    <w:p>
+      <w:pPr>
+        <w:spacing w:after="100" w:line="300" w:lineRule="auto"/>
+        <w:ind w:left="360"/>
+      </w:pPr>
+      <w:r>
+        <w:rPr>
+          <w:rFonts w:ascii="Times New Roman" w:cs="Times New Roman" w:eastAsia="Times New Roman" w:hAnsi="Times New Roman"/>
+          <w:sz w:val="22"/>
+          <w:szCs w:val="22"/>
+        </w:rPr>
+        <w:t xml:space="preserve">— SOLON Avocats, « Les fusions entre une société par actions et une société civile (1844-4, 1854-1, L. 236-11) », 27 novembre 2020</w:t>
       </w:r>
     </w:p>
     <w:sectPr>
